--- a/SLC6A1.docx
+++ b/SLC6A1.docx
@@ -142,7 +142,7 @@
                 <w:rFonts w:ascii="Calibri" w:hAnsi="Calibri"/>
                 <w:sz w:val="20"/>
               </w:rPr>
-              <w:t xml:space="default"/>
+              <w:t xml:space="preserve">analgesic</w:t>
             </w:r>
           </w:p>
         </w:tc>
@@ -167,7 +167,7 @@
                 <w:rFonts w:ascii="Calibri" w:hAnsi="Calibri"/>
                 <w:sz w:val="20"/>
               </w:rPr>
-              <w:t xml:space="preserve">NA</w:t>
+              <w:t xml:space="preserve">Protein of interest (STX1A) modulator</w:t>
             </w:r>
           </w:p>
         </w:tc>
@@ -222,31 +222,31 @@
                 <w:rFonts w:ascii="Calibri" w:hAnsi="Calibri"/>
                 <w:sz w:val="20"/>
               </w:rPr>
-              <w:t xml:space="default"/>
-            </w:r>
-          </w:p>
-        </w:tc>
-        <w:tc>
-          <w:tcPr>
-            <w:tcBorders>
-              <w:top w:val="single" w:space="0" w:color="D3D3D3"/>
-              <w:bottom w:val="single" w:space="0" w:color="D3D3D3"/>
-              <w:start w:val="single" w:space="0" w:color="D3D3D3"/>
-              <w:end w:val="single" w:space="0" w:color="D3D3D3"/>
-            </w:tcBorders>
-          </w:tcPr>
-          <w:p>
-            <w:pPr>
-              <w:spacing w:before="0" w:after="60"/>
-              <w:keepNext/>
-              <w:jc w:val="center"/>
-            </w:pPr>
-            <w:r>
-              <w:rPr>
-                <w:rFonts w:ascii="Calibri" w:hAnsi="Calibri"/>
-                <w:sz w:val="20"/>
-              </w:rPr>
-              <w:t xml:space="preserve">NA</w:t>
+              <w:t xml:space="preserve">mucolytic</w:t>
+            </w:r>
+          </w:p>
+        </w:tc>
+        <w:tc>
+          <w:tcPr>
+            <w:tcBorders>
+              <w:top w:val="single" w:space="0" w:color="D3D3D3"/>
+              <w:bottom w:val="single" w:space="0" w:color="D3D3D3"/>
+              <w:start w:val="single" w:space="0" w:color="D3D3D3"/>
+              <w:end w:val="single" w:space="0" w:color="D3D3D3"/>
+            </w:tcBorders>
+          </w:tcPr>
+          <w:p>
+            <w:pPr>
+              <w:spacing w:before="0" w:after="60"/>
+              <w:keepNext/>
+              <w:jc w:val="center"/>
+            </w:pPr>
+            <w:r>
+              <w:rPr>
+                <w:rFonts w:ascii="Calibri" w:hAnsi="Calibri"/>
+                <w:sz w:val="20"/>
+              </w:rPr>
+              <w:t xml:space="preserve">Protein of interest (STX1A) modulator</w:t>
             </w:r>
           </w:p>
         </w:tc>
@@ -302,7 +302,7 @@
                 <w:rFonts w:ascii="Calibri" w:hAnsi="Calibri"/>
                 <w:sz w:val="20"/>
               </w:rPr>
-              <w:t xml:space="default"/>
+              <w:t xml:space="preserve">antidepressant</w:t>
             </w:r>
           </w:p>
         </w:tc>
@@ -327,7 +327,7 @@
                 <w:rFonts w:ascii="Calibri" w:hAnsi="Calibri"/>
                 <w:sz w:val="20"/>
               </w:rPr>
-              <w:t xml:space="preserve">NA</w:t>
+              <w:t xml:space="preserve">Sleeplessness, Symptomatic relief (anxiety)</w:t>
             </w:r>
           </w:p>
         </w:tc>
@@ -382,31 +382,31 @@
                 <w:rFonts w:ascii="Calibri" w:hAnsi="Calibri"/>
                 <w:sz w:val="20"/>
               </w:rPr>
-              <w:t xml:space="default"/>
-            </w:r>
-          </w:p>
-        </w:tc>
-        <w:tc>
-          <w:tcPr>
-            <w:tcBorders>
-              <w:top w:val="single" w:space="0" w:color="D3D3D3"/>
-              <w:bottom w:val="single" w:space="0" w:color="D3D3D3"/>
-              <w:start w:val="single" w:space="0" w:color="D3D3D3"/>
-              <w:end w:val="single" w:space="0" w:color="D3D3D3"/>
-            </w:tcBorders>
-          </w:tcPr>
-          <w:p>
-            <w:pPr>
-              <w:spacing w:before="0" w:after="60"/>
-              <w:keepNext/>
-              <w:jc w:val="center"/>
-            </w:pPr>
-            <w:r>
-              <w:rPr>
-                <w:rFonts w:ascii="Calibri" w:hAnsi="Calibri"/>
-                <w:sz w:val="20"/>
-              </w:rPr>
-              <w:t xml:space="preserve">NA</w:t>
+              <w:t xml:space="preserve">corticosteroid</w:t>
+            </w:r>
+          </w:p>
+        </w:tc>
+        <w:tc>
+          <w:tcPr>
+            <w:tcBorders>
+              <w:top w:val="single" w:space="0" w:color="D3D3D3"/>
+              <w:bottom w:val="single" w:space="0" w:color="D3D3D3"/>
+              <w:start w:val="single" w:space="0" w:color="D3D3D3"/>
+              <w:end w:val="single" w:space="0" w:color="D3D3D3"/>
+            </w:tcBorders>
+          </w:tcPr>
+          <w:p>
+            <w:pPr>
+              <w:spacing w:before="0" w:after="60"/>
+              <w:keepNext/>
+              <w:jc w:val="center"/>
+            </w:pPr>
+            <w:r>
+              <w:rPr>
+                <w:rFonts w:ascii="Calibri" w:hAnsi="Calibri"/>
+                <w:sz w:val="20"/>
+              </w:rPr>
+              <w:t xml:space="preserve">Symptomatic relief (ataxia)</w:t>
             </w:r>
           </w:p>
         </w:tc>
@@ -462,7 +462,7 @@
                 <w:rFonts w:ascii="Calibri" w:hAnsi="Calibri"/>
                 <w:sz w:val="20"/>
               </w:rPr>
-              <w:t xml:space="default"/>
+              <w:t xml:space="preserve">vitamin</w:t>
             </w:r>
           </w:p>
         </w:tc>
@@ -487,7 +487,7 @@
                 <w:rFonts w:ascii="Calibri" w:hAnsi="Calibri"/>
                 <w:sz w:val="20"/>
               </w:rPr>
-              <w:t xml:space="preserve">NA</w:t>
+              <w:t xml:space="preserve">Protein of interest (STX1A) modulator</w:t>
             </w:r>
           </w:p>
         </w:tc>
@@ -542,31 +542,31 @@
                 <w:rFonts w:ascii="Calibri" w:hAnsi="Calibri"/>
                 <w:sz w:val="20"/>
               </w:rPr>
-              <w:t xml:space="default"/>
-            </w:r>
-          </w:p>
-        </w:tc>
-        <w:tc>
-          <w:tcPr>
-            <w:tcBorders>
-              <w:top w:val="single" w:space="0" w:color="D3D3D3"/>
-              <w:bottom w:val="single" w:space="0" w:color="D3D3D3"/>
-              <w:start w:val="single" w:space="0" w:color="D3D3D3"/>
-              <w:end w:val="single" w:space="0" w:color="D3D3D3"/>
-            </w:tcBorders>
-          </w:tcPr>
-          <w:p>
-            <w:pPr>
-              <w:spacing w:before="0" w:after="60"/>
-              <w:keepNext/>
-              <w:jc w:val="center"/>
-            </w:pPr>
-            <w:r>
-              <w:rPr>
-                <w:rFonts w:ascii="Calibri" w:hAnsi="Calibri"/>
-                <w:sz w:val="20"/>
-              </w:rPr>
-              <w:t xml:space="preserve">NA</w:t>
+              <w:t xml:space="preserve">corticosteroid</w:t>
+            </w:r>
+          </w:p>
+        </w:tc>
+        <w:tc>
+          <w:tcPr>
+            <w:tcBorders>
+              <w:top w:val="single" w:space="0" w:color="D3D3D3"/>
+              <w:bottom w:val="single" w:space="0" w:color="D3D3D3"/>
+              <w:start w:val="single" w:space="0" w:color="D3D3D3"/>
+              <w:end w:val="single" w:space="0" w:color="D3D3D3"/>
+            </w:tcBorders>
+          </w:tcPr>
+          <w:p>
+            <w:pPr>
+              <w:spacing w:before="0" w:after="60"/>
+              <w:keepNext/>
+              <w:jc w:val="center"/>
+            </w:pPr>
+            <w:r>
+              <w:rPr>
+                <w:rFonts w:ascii="Calibri" w:hAnsi="Calibri"/>
+                <w:sz w:val="20"/>
+              </w:rPr>
+              <w:t xml:space="preserve">Protein of interest (STX1A) modulator</w:t>
             </w:r>
           </w:p>
         </w:tc>
@@ -622,7 +622,7 @@
                 <w:rFonts w:ascii="Calibri" w:hAnsi="Calibri"/>
                 <w:sz w:val="20"/>
               </w:rPr>
-              <w:t xml:space="default"/>
+              <w:t xml:space="preserve">anxiolytic</w:t>
             </w:r>
           </w:p>
         </w:tc>
@@ -647,7 +647,7 @@
                 <w:rFonts w:ascii="Calibri" w:hAnsi="Calibri"/>
                 <w:sz w:val="20"/>
               </w:rPr>
-              <w:t xml:space="preserve">NA</w:t>
+              <w:t xml:space="preserve">Symptomatic relief (anxiety)</w:t>
             </w:r>
           </w:p>
         </w:tc>
@@ -702,31 +702,31 @@
                 <w:rFonts w:ascii="Calibri" w:hAnsi="Calibri"/>
                 <w:sz w:val="20"/>
               </w:rPr>
-              <w:t xml:space="default"/>
-            </w:r>
-          </w:p>
-        </w:tc>
-        <w:tc>
-          <w:tcPr>
-            <w:tcBorders>
-              <w:top w:val="single" w:space="0" w:color="D3D3D3"/>
-              <w:bottom w:val="single" w:space="0" w:color="D3D3D3"/>
-              <w:start w:val="single" w:space="0" w:color="D3D3D3"/>
-              <w:end w:val="single" w:space="0" w:color="D3D3D3"/>
-            </w:tcBorders>
-          </w:tcPr>
-          <w:p>
-            <w:pPr>
-              <w:spacing w:before="0" w:after="60"/>
-              <w:keepNext/>
-              <w:jc w:val="center"/>
-            </w:pPr>
-            <w:r>
-              <w:rPr>
-                <w:rFonts w:ascii="Calibri" w:hAnsi="Calibri"/>
-                <w:sz w:val="20"/>
-              </w:rPr>
-              <w:t xml:space="preserve">NA</w:t>
+              <w:t xml:space="preserve">sedative</w:t>
+            </w:r>
+          </w:p>
+        </w:tc>
+        <w:tc>
+          <w:tcPr>
+            <w:tcBorders>
+              <w:top w:val="single" w:space="0" w:color="D3D3D3"/>
+              <w:bottom w:val="single" w:space="0" w:color="D3D3D3"/>
+              <w:start w:val="single" w:space="0" w:color="D3D3D3"/>
+              <w:end w:val="single" w:space="0" w:color="D3D3D3"/>
+            </w:tcBorders>
+          </w:tcPr>
+          <w:p>
+            <w:pPr>
+              <w:spacing w:before="0" w:after="60"/>
+              <w:keepNext/>
+              <w:jc w:val="center"/>
+            </w:pPr>
+            <w:r>
+              <w:rPr>
+                <w:rFonts w:ascii="Calibri" w:hAnsi="Calibri"/>
+                <w:sz w:val="20"/>
+              </w:rPr>
+              <w:t xml:space="preserve">Protein of interest (STX1A) modulator, Symptomatic relief (ADHD, anxiety)</w:t>
             </w:r>
           </w:p>
         </w:tc>
@@ -782,7 +782,7 @@
                 <w:rFonts w:ascii="Calibri" w:hAnsi="Calibri"/>
                 <w:sz w:val="20"/>
               </w:rPr>
-              <w:t xml:space="default"/>
+              <w:t xml:space="preserve">antihistamine</w:t>
             </w:r>
           </w:p>
         </w:tc>
@@ -807,7 +807,7 @@
                 <w:rFonts w:ascii="Calibri" w:hAnsi="Calibri"/>
                 <w:sz w:val="20"/>
               </w:rPr>
-              <w:t xml:space="preserve">NA</w:t>
+              <w:t xml:space="preserve">Sleeplessness</w:t>
             </w:r>
           </w:p>
         </w:tc>
@@ -862,31 +862,31 @@
                 <w:rFonts w:ascii="Calibri" w:hAnsi="Calibri"/>
                 <w:sz w:val="20"/>
               </w:rPr>
-              <w:t xml:space="default"/>
-            </w:r>
-          </w:p>
-        </w:tc>
-        <w:tc>
-          <w:tcPr>
-            <w:tcBorders>
-              <w:top w:val="single" w:space="0" w:color="D3D3D3"/>
-              <w:bottom w:val="single" w:space="0" w:color="D3D3D3"/>
-              <w:start w:val="single" w:space="0" w:color="D3D3D3"/>
-              <w:end w:val="single" w:space="0" w:color="D3D3D3"/>
-            </w:tcBorders>
-          </w:tcPr>
-          <w:p>
-            <w:pPr>
-              <w:spacing w:before="0" w:after="60"/>
-              <w:keepNext/>
-              <w:jc w:val="center"/>
-            </w:pPr>
-            <w:r>
-              <w:rPr>
-                <w:rFonts w:ascii="Calibri" w:hAnsi="Calibri"/>
-                <w:sz w:val="20"/>
-              </w:rPr>
-              <w:t xml:space="preserve">NA</w:t>
+              <w:t xml:space="preserve">SNRI</w:t>
+            </w:r>
+          </w:p>
+        </w:tc>
+        <w:tc>
+          <w:tcPr>
+            <w:tcBorders>
+              <w:top w:val="single" w:space="0" w:color="D3D3D3"/>
+              <w:bottom w:val="single" w:space="0" w:color="D3D3D3"/>
+              <w:start w:val="single" w:space="0" w:color="D3D3D3"/>
+              <w:end w:val="single" w:space="0" w:color="D3D3D3"/>
+            </w:tcBorders>
+          </w:tcPr>
+          <w:p>
+            <w:pPr>
+              <w:spacing w:before="0" w:after="60"/>
+              <w:keepNext/>
+              <w:jc w:val="center"/>
+            </w:pPr>
+            <w:r>
+              <w:rPr>
+                <w:rFonts w:ascii="Calibri" w:hAnsi="Calibri"/>
+                <w:sz w:val="20"/>
+              </w:rPr>
+              <w:t xml:space="preserve">Symptomatic relief (anxiety)</w:t>
             </w:r>
           </w:p>
         </w:tc>
@@ -942,7 +942,7 @@
                 <w:rFonts w:ascii="Calibri" w:hAnsi="Calibri"/>
                 <w:sz w:val="20"/>
               </w:rPr>
-              <w:t xml:space="default"/>
+              <w:t xml:space="preserve">SSRI</w:t>
             </w:r>
           </w:p>
         </w:tc>
@@ -967,7 +967,7 @@
                 <w:rFonts w:ascii="Calibri" w:hAnsi="Calibri"/>
                 <w:sz w:val="20"/>
               </w:rPr>
-              <w:t xml:space="preserve">NA</w:t>
+              <w:t xml:space="preserve">Protein of interest (STX1A) modulator, Symptomatic relief (anxiety)</w:t>
             </w:r>
           </w:p>
         </w:tc>
@@ -1022,31 +1022,31 @@
                 <w:rFonts w:ascii="Calibri" w:hAnsi="Calibri"/>
                 <w:sz w:val="20"/>
               </w:rPr>
-              <w:t xml:space="default"/>
-            </w:r>
-          </w:p>
-        </w:tc>
-        <w:tc>
-          <w:tcPr>
-            <w:tcBorders>
-              <w:top w:val="single" w:space="0" w:color="D3D3D3"/>
-              <w:bottom w:val="single" w:space="0" w:color="D3D3D3"/>
-              <w:start w:val="single" w:space="0" w:color="D3D3D3"/>
-              <w:end w:val="single" w:space="0" w:color="D3D3D3"/>
-            </w:tcBorders>
-          </w:tcPr>
-          <w:p>
-            <w:pPr>
-              <w:spacing w:before="0" w:after="60"/>
-              <w:keepNext/>
-              <w:jc w:val="center"/>
-            </w:pPr>
-            <w:r>
-              <w:rPr>
-                <w:rFonts w:ascii="Calibri" w:hAnsi="Calibri"/>
-                <w:sz w:val="20"/>
-              </w:rPr>
-              <w:t xml:space="preserve">NA</w:t>
+              <w:t xml:space="preserve">SSRI</w:t>
+            </w:r>
+          </w:p>
+        </w:tc>
+        <w:tc>
+          <w:tcPr>
+            <w:tcBorders>
+              <w:top w:val="single" w:space="0" w:color="D3D3D3"/>
+              <w:bottom w:val="single" w:space="0" w:color="D3D3D3"/>
+              <w:start w:val="single" w:space="0" w:color="D3D3D3"/>
+              <w:end w:val="single" w:space="0" w:color="D3D3D3"/>
+            </w:tcBorders>
+          </w:tcPr>
+          <w:p>
+            <w:pPr>
+              <w:spacing w:before="0" w:after="60"/>
+              <w:keepNext/>
+              <w:jc w:val="center"/>
+            </w:pPr>
+            <w:r>
+              <w:rPr>
+                <w:rFonts w:ascii="Calibri" w:hAnsi="Calibri"/>
+                <w:sz w:val="20"/>
+              </w:rPr>
+              <w:t xml:space="preserve">Symptomatic relief (anxiety)</w:t>
             </w:r>
           </w:p>
         </w:tc>
@@ -1102,7 +1102,7 @@
                 <w:rFonts w:ascii="Calibri" w:hAnsi="Calibri"/>
                 <w:sz w:val="20"/>
               </w:rPr>
-              <w:t xml:space="default"/>
+              <w:t xml:space="preserve">anticonvulsant</w:t>
             </w:r>
           </w:p>
         </w:tc>
@@ -1127,7 +1127,7 @@
                 <w:rFonts w:ascii="Calibri" w:hAnsi="Calibri"/>
                 <w:sz w:val="20"/>
               </w:rPr>
-              <w:t xml:space="preserve">NA</w:t>
+              <w:t xml:space="preserve">Epilepsy, Symptomatic relief (anxiety)</w:t>
             </w:r>
           </w:p>
         </w:tc>
@@ -1182,31 +1182,31 @@
                 <w:rFonts w:ascii="Calibri" w:hAnsi="Calibri"/>
                 <w:sz w:val="20"/>
               </w:rPr>
-              <w:t xml:space="default"/>
-            </w:r>
-          </w:p>
-        </w:tc>
-        <w:tc>
-          <w:tcPr>
-            <w:tcBorders>
-              <w:top w:val="single" w:space="0" w:color="D3D3D3"/>
-              <w:bottom w:val="single" w:space="0" w:color="D3D3D3"/>
-              <w:start w:val="single" w:space="0" w:color="D3D3D3"/>
-              <w:end w:val="single" w:space="0" w:color="D3D3D3"/>
-            </w:tcBorders>
-          </w:tcPr>
-          <w:p>
-            <w:pPr>
-              <w:spacing w:before="0" w:after="60"/>
-              <w:keepNext/>
-              <w:jc w:val="center"/>
-            </w:pPr>
-            <w:r>
-              <w:rPr>
-                <w:rFonts w:ascii="Calibri" w:hAnsi="Calibri"/>
-                <w:sz w:val="20"/>
-              </w:rPr>
-              <w:t xml:space="preserve">NA</w:t>
+              <w:t xml:space="preserve">neurotransmitter</w:t>
+            </w:r>
+          </w:p>
+        </w:tc>
+        <w:tc>
+          <w:tcPr>
+            <w:tcBorders>
+              <w:top w:val="single" w:space="0" w:color="D3D3D3"/>
+              <w:bottom w:val="single" w:space="0" w:color="D3D3D3"/>
+              <w:start w:val="single" w:space="0" w:color="D3D3D3"/>
+              <w:end w:val="single" w:space="0" w:color="D3D3D3"/>
+            </w:tcBorders>
+          </w:tcPr>
+          <w:p>
+            <w:pPr>
+              <w:spacing w:before="0" w:after="60"/>
+              <w:keepNext/>
+              <w:jc w:val="center"/>
+            </w:pPr>
+            <w:r>
+              <w:rPr>
+                <w:rFonts w:ascii="Calibri" w:hAnsi="Calibri"/>
+                <w:sz w:val="20"/>
+              </w:rPr>
+              <w:t xml:space="preserve">Symptomatic relief (intellectual disability)</w:t>
             </w:r>
           </w:p>
         </w:tc>
@@ -1262,7 +1262,7 @@
                 <w:rFonts w:ascii="Calibri" w:hAnsi="Calibri"/>
                 <w:sz w:val="20"/>
               </w:rPr>
-              <w:t xml:space="default"/>
+              <w:t xml:space="preserve">antihistamine</w:t>
             </w:r>
           </w:p>
         </w:tc>
@@ -1287,7 +1287,7 @@
                 <w:rFonts w:ascii="Calibri" w:hAnsi="Calibri"/>
                 <w:sz w:val="20"/>
               </w:rPr>
-              <w:t xml:space="preserve">NA</w:t>
+              <w:t xml:space="preserve">Sleeplessness, Symptomatic relief (anxiety)</w:t>
             </w:r>
           </w:p>
         </w:tc>
@@ -1342,31 +1342,31 @@
                 <w:rFonts w:ascii="Calibri" w:hAnsi="Calibri"/>
                 <w:sz w:val="20"/>
               </w:rPr>
-              <w:t xml:space="default"/>
-            </w:r>
-          </w:p>
-        </w:tc>
-        <w:tc>
-          <w:tcPr>
-            <w:tcBorders>
-              <w:top w:val="single" w:space="0" w:color="D3D3D3"/>
-              <w:bottom w:val="single" w:space="0" w:color="D3D3D3"/>
-              <w:start w:val="single" w:space="0" w:color="D3D3D3"/>
-              <w:end w:val="single" w:space="0" w:color="D3D3D3"/>
-            </w:tcBorders>
-          </w:tcPr>
-          <w:p>
-            <w:pPr>
-              <w:spacing w:before="0" w:after="60"/>
-              <w:keepNext/>
-              <w:jc w:val="center"/>
-            </w:pPr>
-            <w:r>
-              <w:rPr>
-                <w:rFonts w:ascii="Calibri" w:hAnsi="Calibri"/>
-                <w:sz w:val="20"/>
-              </w:rPr>
-              <w:t xml:space="preserve">NA</w:t>
+              <w:t xml:space="preserve">statin</w:t>
+            </w:r>
+          </w:p>
+        </w:tc>
+        <w:tc>
+          <w:tcPr>
+            <w:tcBorders>
+              <w:top w:val="single" w:space="0" w:color="D3D3D3"/>
+              <w:bottom w:val="single" w:space="0" w:color="D3D3D3"/>
+              <w:start w:val="single" w:space="0" w:color="D3D3D3"/>
+              <w:end w:val="single" w:space="0" w:color="D3D3D3"/>
+            </w:tcBorders>
+          </w:tcPr>
+          <w:p>
+            <w:pPr>
+              <w:spacing w:before="0" w:after="60"/>
+              <w:keepNext/>
+              <w:jc w:val="center"/>
+            </w:pPr>
+            <w:r>
+              <w:rPr>
+                <w:rFonts w:ascii="Calibri" w:hAnsi="Calibri"/>
+                <w:sz w:val="20"/>
+              </w:rPr>
+              <w:t xml:space="preserve">Protein of interest (STX1A) modulator</w:t>
             </w:r>
           </w:p>
         </w:tc>
@@ -1422,7 +1422,7 @@
                 <w:rFonts w:ascii="Calibri" w:hAnsi="Calibri"/>
                 <w:sz w:val="20"/>
               </w:rPr>
-              <w:t xml:space="default"/>
+              <w:t xml:space="preserve">antidiabetic</w:t>
             </w:r>
           </w:p>
         </w:tc>
@@ -1447,7 +1447,7 @@
                 <w:rFonts w:ascii="Calibri" w:hAnsi="Calibri"/>
                 <w:sz w:val="20"/>
               </w:rPr>
-              <w:t xml:space="preserve">NA</w:t>
+              <w:t xml:space="preserve">Protein of interest (STX1A) modulator</w:t>
             </w:r>
           </w:p>
         </w:tc>
@@ -1502,31 +1502,31 @@
                 <w:rFonts w:ascii="Calibri" w:hAnsi="Calibri"/>
                 <w:sz w:val="20"/>
               </w:rPr>
-              <w:t xml:space="default"/>
-            </w:r>
-          </w:p>
-        </w:tc>
-        <w:tc>
-          <w:tcPr>
-            <w:tcBorders>
-              <w:top w:val="single" w:space="0" w:color="D3D3D3"/>
-              <w:bottom w:val="single" w:space="0" w:color="D3D3D3"/>
-              <w:start w:val="single" w:space="0" w:color="D3D3D3"/>
-              <w:end w:val="single" w:space="0" w:color="D3D3D3"/>
-            </w:tcBorders>
-          </w:tcPr>
-          <w:p>
-            <w:pPr>
-              <w:spacing w:before="0" w:after="60"/>
-              <w:keepNext/>
-              <w:jc w:val="center"/>
-            </w:pPr>
-            <w:r>
-              <w:rPr>
-                <w:rFonts w:ascii="Calibri" w:hAnsi="Calibri"/>
-                <w:sz w:val="20"/>
-              </w:rPr>
-              <w:t xml:space="preserve">NA</w:t>
+              <w:t xml:space="preserve">beta blocker</w:t>
+            </w:r>
+          </w:p>
+        </w:tc>
+        <w:tc>
+          <w:tcPr>
+            <w:tcBorders>
+              <w:top w:val="single" w:space="0" w:color="D3D3D3"/>
+              <w:bottom w:val="single" w:space="0" w:color="D3D3D3"/>
+              <w:start w:val="single" w:space="0" w:color="D3D3D3"/>
+              <w:end w:val="single" w:space="0" w:color="D3D3D3"/>
+            </w:tcBorders>
+          </w:tcPr>
+          <w:p>
+            <w:pPr>
+              <w:spacing w:before="0" w:after="60"/>
+              <w:keepNext/>
+              <w:jc w:val="center"/>
+            </w:pPr>
+            <w:r>
+              <w:rPr>
+                <w:rFonts w:ascii="Calibri" w:hAnsi="Calibri"/>
+                <w:sz w:val="20"/>
+              </w:rPr>
+              <w:t xml:space="preserve">Symptomatic relief (anxiety, tremor)</w:t>
             </w:r>
           </w:p>
         </w:tc>
@@ -1582,7 +1582,7 @@
                 <w:rFonts w:ascii="Calibri" w:hAnsi="Calibri"/>
                 <w:sz w:val="20"/>
               </w:rPr>
-              <w:t xml:space="default"/>
+              <w:t xml:space="preserve">antiviral</w:t>
             </w:r>
           </w:p>
         </w:tc>
@@ -1607,7 +1607,7 @@
                 <w:rFonts w:ascii="Calibri" w:hAnsi="Calibri"/>
                 <w:sz w:val="20"/>
               </w:rPr>
-              <w:t xml:space="preserve">NA</w:t>
+              <w:t xml:space="preserve">Symptomatic relief (ADHD)</w:t>
             </w:r>
           </w:p>
         </w:tc>
@@ -1662,31 +1662,31 @@
                 <w:rFonts w:ascii="Calibri" w:hAnsi="Calibri"/>
                 <w:sz w:val="20"/>
               </w:rPr>
-              <w:t xml:space="default"/>
-            </w:r>
-          </w:p>
-        </w:tc>
-        <w:tc>
-          <w:tcPr>
-            <w:tcBorders>
-              <w:top w:val="single" w:space="0" w:color="D3D3D3"/>
-              <w:bottom w:val="single" w:space="0" w:color="D3D3D3"/>
-              <w:start w:val="single" w:space="0" w:color="D3D3D3"/>
-              <w:end w:val="single" w:space="0" w:color="D3D3D3"/>
-            </w:tcBorders>
-          </w:tcPr>
-          <w:p>
-            <w:pPr>
-              <w:spacing w:before="0" w:after="60"/>
-              <w:keepNext/>
-              <w:jc w:val="center"/>
-            </w:pPr>
-            <w:r>
-              <w:rPr>
-                <w:rFonts w:ascii="Calibri" w:hAnsi="Calibri"/>
-                <w:sz w:val="20"/>
-              </w:rPr>
-              <w:t xml:space="preserve">NA</w:t>
+              <w:t xml:space="preserve">beta blocker</w:t>
+            </w:r>
+          </w:p>
+        </w:tc>
+        <w:tc>
+          <w:tcPr>
+            <w:tcBorders>
+              <w:top w:val="single" w:space="0" w:color="D3D3D3"/>
+              <w:bottom w:val="single" w:space="0" w:color="D3D3D3"/>
+              <w:start w:val="single" w:space="0" w:color="D3D3D3"/>
+              <w:end w:val="single" w:space="0" w:color="D3D3D3"/>
+            </w:tcBorders>
+          </w:tcPr>
+          <w:p>
+            <w:pPr>
+              <w:spacing w:before="0" w:after="60"/>
+              <w:keepNext/>
+              <w:jc w:val="center"/>
+            </w:pPr>
+            <w:r>
+              <w:rPr>
+                <w:rFonts w:ascii="Calibri" w:hAnsi="Calibri"/>
+                <w:sz w:val="20"/>
+              </w:rPr>
+              <w:t xml:space="preserve">Protein of interest (STX1A) modulator, Symptomatic relief (anxiety, tremor)</w:t>
             </w:r>
           </w:p>
         </w:tc>
@@ -1742,7 +1742,7 @@
                 <w:rFonts w:ascii="Calibri" w:hAnsi="Calibri"/>
                 <w:sz w:val="20"/>
               </w:rPr>
-              <w:t xml:space="default"/>
+              <w:t xml:space="preserve">vitamin</w:t>
             </w:r>
           </w:p>
         </w:tc>
@@ -1767,7 +1767,7 @@
                 <w:rFonts w:ascii="Calibri" w:hAnsi="Calibri"/>
                 <w:sz w:val="20"/>
               </w:rPr>
-              <w:t xml:space="preserve">NA</w:t>
+              <w:t xml:space="preserve">Protein of interest (STX1A) modulator</w:t>
             </w:r>
           </w:p>
         </w:tc>
@@ -1822,31 +1822,31 @@
                 <w:rFonts w:ascii="Calibri" w:hAnsi="Calibri"/>
                 <w:sz w:val="20"/>
               </w:rPr>
-              <w:t xml:space="default"/>
-            </w:r>
-          </w:p>
-        </w:tc>
-        <w:tc>
-          <w:tcPr>
-            <w:tcBorders>
-              <w:top w:val="single" w:space="0" w:color="D3D3D3"/>
-              <w:bottom w:val="single" w:space="0" w:color="D3D3D3"/>
-              <w:start w:val="single" w:space="0" w:color="D3D3D3"/>
-              <w:end w:val="single" w:space="0" w:color="D3D3D3"/>
-            </w:tcBorders>
-          </w:tcPr>
-          <w:p>
-            <w:pPr>
-              <w:spacing w:before="0" w:after="60"/>
-              <w:keepNext/>
-              <w:jc w:val="center"/>
-            </w:pPr>
-            <w:r>
-              <w:rPr>
-                <w:rFonts w:ascii="Calibri" w:hAnsi="Calibri"/>
-                <w:sz w:val="20"/>
-              </w:rPr>
-              <w:t xml:space="preserve">NA</w:t>
+              <w:t xml:space="preserve">SSRI</w:t>
+            </w:r>
+          </w:p>
+        </w:tc>
+        <w:tc>
+          <w:tcPr>
+            <w:tcBorders>
+              <w:top w:val="single" w:space="0" w:color="D3D3D3"/>
+              <w:bottom w:val="single" w:space="0" w:color="D3D3D3"/>
+              <w:start w:val="single" w:space="0" w:color="D3D3D3"/>
+              <w:end w:val="single" w:space="0" w:color="D3D3D3"/>
+            </w:tcBorders>
+          </w:tcPr>
+          <w:p>
+            <w:pPr>
+              <w:spacing w:before="0" w:after="60"/>
+              <w:keepNext/>
+              <w:jc w:val="center"/>
+            </w:pPr>
+            <w:r>
+              <w:rPr>
+                <w:rFonts w:ascii="Calibri" w:hAnsi="Calibri"/>
+                <w:sz w:val="20"/>
+              </w:rPr>
+              <w:t xml:space="preserve">Symptomatic relief (anxiety)</w:t>
             </w:r>
           </w:p>
         </w:tc>
@@ -1902,7 +1902,7 @@
                 <w:rFonts w:ascii="Calibri" w:hAnsi="Calibri"/>
                 <w:sz w:val="20"/>
               </w:rPr>
-              <w:t xml:space="default"/>
+              <w:t xml:space="preserve">corticosteroid</w:t>
             </w:r>
           </w:p>
         </w:tc>
@@ -1927,7 +1927,7 @@
                 <w:rFonts w:ascii="Calibri" w:hAnsi="Calibri"/>
                 <w:sz w:val="20"/>
               </w:rPr>
-              <w:t xml:space="preserve">NA</w:t>
+              <w:t xml:space="preserve">Symptomatic relief (intellectual disability)</w:t>
             </w:r>
           </w:p>
         </w:tc>
